--- a/Documentation/Template_Reference/Template Reference Storyboard.docx
+++ b/Documentation/Template_Reference/Template Reference Storyboard.docx
@@ -867,6 +867,14 @@
         <w:t>The table below is a video script, not learner copy.</w:t>
       </w:r>
     </w:p>
+    <w:p>
+      <w:pPr>
+        <w:pStyle w:val="Programming-Note"/>
+      </w:pPr>
+      <w:r>
+        <w:t>Video: section-3-1.mp4, Poster: section-3-1-poster.png</w:t>
+      </w:r>
+    </w:p>
     <w:tbl>
       <w:tblPr>
         <w:tblStyle w:val="TableGrid"/>
@@ -13750,6 +13758,15 @@
       <w:sz w:val="18"/>
     </w:rPr>
   </w:style>
+  <w:style w:type="paragraph" w:customStyle="1" w:styleId="Programming-Note">
+    <w:name w:val="Programming-Note"/>
+    <w:basedOn w:val="Normal"/>
+    <w:rPr>
+      <w:b w:val="0"/>
+      <w:color w:val="7030A0"/>
+      <w:sz w:val="20"/>
+    </w:rPr>
+  </w:style>
   <w:style w:type="character" w:customStyle="1" w:styleId="GlossaryitemChar">
     <w:name w:val="Glossary item Char"/>
     <w:rPr>
